--- a/Laboratory/Task02 - Exchange and Visualization/TO2C-1.docx
+++ b/Laboratory/Task02 - Exchange and Visualization/TO2C-1.docx
@@ -164,7 +164,32 @@
           <w:sz w:val="28"/>
           <w:szCs w:val="28"/>
         </w:rPr>
-        <w:t>Student Number:</w:t>
+        <w:t>Student N</w:t>
+      </w:r>
+      <w:r>
+        <w:rPr>
+          <w:rFonts w:hint="default" w:ascii="Times New Roman" w:hAnsi="Times New Roman" w:cs="Times New Roman"/>
+          <w:b/>
+          <w:bCs/>
+          <w:i/>
+          <w:iCs/>
+          <w:sz w:val="28"/>
+          <w:szCs w:val="28"/>
+          <w:lang w:val="en-US"/>
+        </w:rPr>
+        <w:t>ame</w:t>
+      </w:r>
+      <w:r>
+        <w:rPr>
+          <w:rFonts w:hint="default" w:ascii="Times New Roman" w:hAnsi="Times New Roman" w:cs="Times New Roman"/>
+          <w:b/>
+          <w:bCs/>
+          <w:i/>
+          <w:iCs/>
+          <w:sz w:val="28"/>
+          <w:szCs w:val="28"/>
+        </w:rPr>
+        <w:t>:</w:t>
       </w:r>
       <w:r>
         <w:rPr>
@@ -204,8 +229,23 @@
           <w:sz w:val="28"/>
           <w:szCs w:val="28"/>
         </w:rPr>
-        <w:t>Student Name</w:t>
-      </w:r>
+        <w:t>Student N</w:t>
+      </w:r>
+      <w:r>
+        <w:rPr>
+          <w:rFonts w:hint="default" w:ascii="Times New Roman" w:hAnsi="Times New Roman" w:cs="Times New Roman"/>
+          <w:b/>
+          <w:bCs/>
+          <w:i/>
+          <w:iCs/>
+          <w:sz w:val="28"/>
+          <w:szCs w:val="28"/>
+          <w:lang w:val="en-US"/>
+        </w:rPr>
+        <w:t>umber</w:t>
+      </w:r>
+      <w:bookmarkStart w:id="0" w:name="_GoBack"/>
+      <w:bookmarkEnd w:id="0"/>
       <w:r>
         <w:rPr>
           <w:rFonts w:hint="default" w:ascii="Times New Roman" w:hAnsi="Times New Roman" w:cs="Times New Roman"/>
@@ -2122,6 +2162,7 @@
         <w:keepLines w:val="0"/>
         <w:widowControl/>
         <w:numPr>
+          <w:ilvl w:val="0"/>
           <w:numId w:val="0"/>
         </w:numPr>
         <w:suppressLineNumbers w:val="0"/>
@@ -2173,6 +2214,7 @@
         <w:keepLines w:val="0"/>
         <w:widowControl/>
         <w:numPr>
+          <w:ilvl w:val="0"/>
           <w:numId w:val="0"/>
         </w:numPr>
         <w:suppressLineNumbers w:val="0"/>
@@ -2208,6 +2250,7 @@
         <w:keepLines w:val="0"/>
         <w:widowControl/>
         <w:numPr>
+          <w:ilvl w:val="0"/>
           <w:numId w:val="0"/>
         </w:numPr>
         <w:suppressLineNumbers w:val="0"/>
@@ -2331,6 +2374,7 @@
         <w:keepLines w:val="0"/>
         <w:widowControl/>
         <w:numPr>
+          <w:ilvl w:val="0"/>
           <w:numId w:val="0"/>
         </w:numPr>
         <w:suppressLineNumbers w:val="0"/>
@@ -2729,7 +2773,9 @@
         </w:tblBorders>
         <w:tblLayout w:type="autofit"/>
         <w:tblCellMar>
+          <w:top w:w="0" w:type="dxa"/>
           <w:left w:w="108" w:type="dxa"/>
+          <w:bottom w:w="0" w:type="dxa"/>
           <w:right w:w="108" w:type="dxa"/>
         </w:tblCellMar>
       </w:tblPr>
@@ -2747,6 +2793,12 @@
             <w:insideH w:val="single" w:color="auto" w:sz="4" w:space="0"/>
             <w:insideV w:val="single" w:color="auto" w:sz="4" w:space="0"/>
           </w:tblBorders>
+          <w:tblCellMar>
+            <w:top w:w="0" w:type="dxa"/>
+            <w:left w:w="108" w:type="dxa"/>
+            <w:bottom w:w="0" w:type="dxa"/>
+            <w:right w:w="108" w:type="dxa"/>
+          </w:tblCellMar>
         </w:tblPrEx>
         <w:trPr>
           <w:trHeight w:val="599" w:hRule="atLeast"/>
@@ -2759,6 +2811,7 @@
           </w:tcPr>
           <w:p>
             <w:pPr>
+              <w:widowControl w:val="0"/>
               <w:jc w:val="center"/>
               <w:rPr>
                 <w:rFonts w:hint="default" w:ascii="Times New Roman" w:hAnsi="Times New Roman" w:eastAsia="SimSun" w:cs="Times New Roman"/>
@@ -2796,6 +2849,7 @@
           </w:tcPr>
           <w:p>
             <w:pPr>
+              <w:widowControl w:val="0"/>
               <w:jc w:val="center"/>
               <w:rPr>
                 <w:rFonts w:hint="default" w:ascii="Times New Roman" w:hAnsi="Times New Roman" w:eastAsia="SimSun" w:cs="Times New Roman"/>
@@ -2837,7 +2891,9 @@
             <w:insideV w:val="single" w:color="auto" w:sz="4" w:space="0"/>
           </w:tblBorders>
           <w:tblCellMar>
+            <w:top w:w="0" w:type="dxa"/>
             <w:left w:w="108" w:type="dxa"/>
+            <w:bottom w:w="0" w:type="dxa"/>
             <w:right w:w="108" w:type="dxa"/>
           </w:tblCellMar>
         </w:tblPrEx>
@@ -2851,6 +2907,7 @@
           </w:tcPr>
           <w:p>
             <w:pPr>
+              <w:widowControl w:val="0"/>
               <w:jc w:val="center"/>
               <w:rPr>
                 <w:rFonts w:hint="default" w:ascii="Times New Roman" w:hAnsi="Times New Roman" w:eastAsia="SimSun" w:cs="Times New Roman"/>
@@ -2887,6 +2944,7 @@
           </w:tcPr>
           <w:p>
             <w:pPr>
+              <w:widowControl w:val="0"/>
               <w:jc w:val="center"/>
               <w:rPr>
                 <w:rFonts w:hint="default" w:ascii="Times New Roman" w:hAnsi="Times New Roman" w:eastAsia="SimSun" w:cs="Times New Roman"/>
@@ -2928,7 +2986,9 @@
             <w:insideV w:val="single" w:color="auto" w:sz="4" w:space="0"/>
           </w:tblBorders>
           <w:tblCellMar>
+            <w:top w:w="0" w:type="dxa"/>
             <w:left w:w="108" w:type="dxa"/>
+            <w:bottom w:w="0" w:type="dxa"/>
             <w:right w:w="108" w:type="dxa"/>
           </w:tblCellMar>
         </w:tblPrEx>
@@ -2942,6 +3002,7 @@
           </w:tcPr>
           <w:p>
             <w:pPr>
+              <w:widowControl w:val="0"/>
               <w:jc w:val="center"/>
               <w:rPr>
                 <w:rFonts w:hint="default" w:ascii="Times New Roman" w:hAnsi="Times New Roman" w:eastAsia="SimSun" w:cs="Times New Roman"/>
@@ -2978,6 +3039,7 @@
           </w:tcPr>
           <w:p>
             <w:pPr>
+              <w:widowControl w:val="0"/>
               <w:jc w:val="center"/>
               <w:rPr>
                 <w:rFonts w:hint="default" w:ascii="Times New Roman" w:hAnsi="Times New Roman" w:eastAsia="SimSun" w:cs="Times New Roman"/>
@@ -3019,7 +3081,9 @@
             <w:insideV w:val="single" w:color="auto" w:sz="4" w:space="0"/>
           </w:tblBorders>
           <w:tblCellMar>
+            <w:top w:w="0" w:type="dxa"/>
             <w:left w:w="108" w:type="dxa"/>
+            <w:bottom w:w="0" w:type="dxa"/>
             <w:right w:w="108" w:type="dxa"/>
           </w:tblCellMar>
         </w:tblPrEx>
@@ -3033,6 +3097,7 @@
           </w:tcPr>
           <w:p>
             <w:pPr>
+              <w:widowControl w:val="0"/>
               <w:jc w:val="center"/>
               <w:rPr>
                 <w:rFonts w:hint="default" w:ascii="Times New Roman" w:hAnsi="Times New Roman" w:eastAsia="SimSun" w:cs="Times New Roman"/>
@@ -3069,6 +3134,7 @@
           </w:tcPr>
           <w:p>
             <w:pPr>
+              <w:widowControl w:val="0"/>
               <w:jc w:val="center"/>
               <w:rPr>
                 <w:rFonts w:hint="default" w:ascii="Times New Roman" w:hAnsi="Times New Roman" w:eastAsia="SimSun" w:cs="Times New Roman"/>
@@ -3110,7 +3176,9 @@
             <w:insideV w:val="single" w:color="auto" w:sz="4" w:space="0"/>
           </w:tblBorders>
           <w:tblCellMar>
+            <w:top w:w="0" w:type="dxa"/>
             <w:left w:w="108" w:type="dxa"/>
+            <w:bottom w:w="0" w:type="dxa"/>
             <w:right w:w="108" w:type="dxa"/>
           </w:tblCellMar>
         </w:tblPrEx>
@@ -3124,6 +3192,7 @@
           </w:tcPr>
           <w:p>
             <w:pPr>
+              <w:widowControl w:val="0"/>
               <w:jc w:val="center"/>
               <w:rPr>
                 <w:rFonts w:hint="default" w:ascii="Times New Roman" w:hAnsi="Times New Roman" w:eastAsia="SimSun" w:cs="Times New Roman"/>
@@ -3160,6 +3229,7 @@
           </w:tcPr>
           <w:p>
             <w:pPr>
+              <w:widowControl w:val="0"/>
               <w:jc w:val="center"/>
               <w:rPr>
                 <w:rFonts w:hint="default" w:ascii="Times New Roman" w:hAnsi="Times New Roman" w:eastAsia="SimSun" w:cs="Times New Roman"/>
@@ -3201,7 +3271,9 @@
             <w:insideV w:val="single" w:color="auto" w:sz="4" w:space="0"/>
           </w:tblBorders>
           <w:tblCellMar>
+            <w:top w:w="0" w:type="dxa"/>
             <w:left w:w="108" w:type="dxa"/>
+            <w:bottom w:w="0" w:type="dxa"/>
             <w:right w:w="108" w:type="dxa"/>
           </w:tblCellMar>
         </w:tblPrEx>
@@ -3215,6 +3287,7 @@
           </w:tcPr>
           <w:p>
             <w:pPr>
+              <w:widowControl w:val="0"/>
               <w:jc w:val="center"/>
               <w:rPr>
                 <w:rFonts w:hint="default" w:ascii="Times New Roman" w:hAnsi="Times New Roman" w:eastAsia="SimSun" w:cs="Times New Roman"/>
@@ -3251,6 +3324,7 @@
           </w:tcPr>
           <w:p>
             <w:pPr>
+              <w:widowControl w:val="0"/>
               <w:jc w:val="center"/>
               <w:rPr>
                 <w:rFonts w:hint="default" w:ascii="Times New Roman" w:hAnsi="Times New Roman" w:eastAsia="SimSun" w:cs="Times New Roman"/>
@@ -3292,7 +3366,9 @@
             <w:insideV w:val="single" w:color="auto" w:sz="4" w:space="0"/>
           </w:tblBorders>
           <w:tblCellMar>
+            <w:top w:w="0" w:type="dxa"/>
             <w:left w:w="108" w:type="dxa"/>
+            <w:bottom w:w="0" w:type="dxa"/>
             <w:right w:w="108" w:type="dxa"/>
           </w:tblCellMar>
         </w:tblPrEx>
@@ -3306,6 +3382,7 @@
           </w:tcPr>
           <w:p>
             <w:pPr>
+              <w:widowControl w:val="0"/>
               <w:jc w:val="center"/>
               <w:rPr>
                 <w:rFonts w:hint="default" w:ascii="Times New Roman" w:hAnsi="Times New Roman" w:eastAsia="SimSun" w:cs="Times New Roman"/>
@@ -3342,6 +3419,7 @@
           </w:tcPr>
           <w:p>
             <w:pPr>
+              <w:widowControl w:val="0"/>
               <w:jc w:val="center"/>
               <w:rPr>
                 <w:rFonts w:hint="default" w:ascii="Times New Roman" w:hAnsi="Times New Roman" w:eastAsia="SimSun" w:cs="Times New Roman"/>
@@ -3383,7 +3461,9 @@
             <w:insideV w:val="single" w:color="auto" w:sz="4" w:space="0"/>
           </w:tblBorders>
           <w:tblCellMar>
+            <w:top w:w="0" w:type="dxa"/>
             <w:left w:w="108" w:type="dxa"/>
+            <w:bottom w:w="0" w:type="dxa"/>
             <w:right w:w="108" w:type="dxa"/>
           </w:tblCellMar>
         </w:tblPrEx>
@@ -3397,6 +3477,7 @@
           </w:tcPr>
           <w:p>
             <w:pPr>
+              <w:widowControl w:val="0"/>
               <w:jc w:val="center"/>
               <w:rPr>
                 <w:rFonts w:hint="default" w:ascii="Times New Roman" w:hAnsi="Times New Roman" w:eastAsia="SimSun" w:cs="Times New Roman"/>
@@ -3433,6 +3514,7 @@
           </w:tcPr>
           <w:p>
             <w:pPr>
+              <w:widowControl w:val="0"/>
               <w:jc w:val="center"/>
               <w:rPr>
                 <w:rFonts w:hint="default" w:ascii="Times New Roman" w:hAnsi="Times New Roman" w:eastAsia="SimSun" w:cs="Times New Roman"/>
@@ -3474,7 +3556,9 @@
             <w:insideV w:val="single" w:color="auto" w:sz="4" w:space="0"/>
           </w:tblBorders>
           <w:tblCellMar>
+            <w:top w:w="0" w:type="dxa"/>
             <w:left w:w="108" w:type="dxa"/>
+            <w:bottom w:w="0" w:type="dxa"/>
             <w:right w:w="108" w:type="dxa"/>
           </w:tblCellMar>
         </w:tblPrEx>
@@ -3488,6 +3572,7 @@
           </w:tcPr>
           <w:p>
             <w:pPr>
+              <w:widowControl w:val="0"/>
               <w:jc w:val="center"/>
               <w:rPr>
                 <w:rFonts w:hint="default" w:ascii="Times New Roman" w:hAnsi="Times New Roman" w:eastAsia="SimSun" w:cs="Times New Roman"/>
@@ -3524,6 +3609,7 @@
           </w:tcPr>
           <w:p>
             <w:pPr>
+              <w:widowControl w:val="0"/>
               <w:jc w:val="center"/>
               <w:rPr>
                 <w:rFonts w:hint="default" w:ascii="Times New Roman" w:hAnsi="Times New Roman" w:eastAsia="SimSun" w:cs="Times New Roman"/>
@@ -3565,7 +3651,9 @@
             <w:insideV w:val="single" w:color="auto" w:sz="4" w:space="0"/>
           </w:tblBorders>
           <w:tblCellMar>
+            <w:top w:w="0" w:type="dxa"/>
             <w:left w:w="108" w:type="dxa"/>
+            <w:bottom w:w="0" w:type="dxa"/>
             <w:right w:w="108" w:type="dxa"/>
           </w:tblCellMar>
         </w:tblPrEx>
@@ -3579,6 +3667,7 @@
           </w:tcPr>
           <w:p>
             <w:pPr>
+              <w:widowControl w:val="0"/>
               <w:jc w:val="center"/>
               <w:rPr>
                 <w:rFonts w:hint="default" w:ascii="Times New Roman" w:hAnsi="Times New Roman" w:eastAsia="SimSun" w:cs="Times New Roman"/>
@@ -3615,6 +3704,7 @@
           </w:tcPr>
           <w:p>
             <w:pPr>
+              <w:widowControl w:val="0"/>
               <w:jc w:val="center"/>
               <w:rPr>
                 <w:rFonts w:hint="default" w:ascii="Times New Roman" w:hAnsi="Times New Roman" w:eastAsia="SimSun" w:cs="Times New Roman"/>
@@ -3656,7 +3746,9 @@
             <w:insideV w:val="single" w:color="auto" w:sz="4" w:space="0"/>
           </w:tblBorders>
           <w:tblCellMar>
+            <w:top w:w="0" w:type="dxa"/>
             <w:left w:w="108" w:type="dxa"/>
+            <w:bottom w:w="0" w:type="dxa"/>
             <w:right w:w="108" w:type="dxa"/>
           </w:tblCellMar>
         </w:tblPrEx>
@@ -3670,6 +3762,7 @@
           </w:tcPr>
           <w:p>
             <w:pPr>
+              <w:widowControl w:val="0"/>
               <w:jc w:val="center"/>
               <w:rPr>
                 <w:rFonts w:hint="default" w:ascii="Times New Roman" w:hAnsi="Times New Roman" w:eastAsia="SimSun" w:cs="Times New Roman"/>
@@ -3706,6 +3799,7 @@
           </w:tcPr>
           <w:p>
             <w:pPr>
+              <w:widowControl w:val="0"/>
               <w:jc w:val="center"/>
               <w:rPr>
                 <w:rFonts w:hint="default" w:ascii="Times New Roman" w:hAnsi="Times New Roman" w:eastAsia="SimSun" w:cs="Times New Roman"/>
@@ -3826,7 +3920,9 @@
         </w:tblBorders>
         <w:tblLayout w:type="autofit"/>
         <w:tblCellMar>
+          <w:top w:w="0" w:type="dxa"/>
           <w:left w:w="108" w:type="dxa"/>
+          <w:bottom w:w="0" w:type="dxa"/>
           <w:right w:w="108" w:type="dxa"/>
         </w:tblCellMar>
       </w:tblPr>
@@ -3845,6 +3941,12 @@
             <w:insideH w:val="single" w:color="auto" w:sz="4" w:space="0"/>
             <w:insideV w:val="single" w:color="auto" w:sz="4" w:space="0"/>
           </w:tblBorders>
+          <w:tblCellMar>
+            <w:top w:w="0" w:type="dxa"/>
+            <w:left w:w="108" w:type="dxa"/>
+            <w:bottom w:w="0" w:type="dxa"/>
+            <w:right w:w="108" w:type="dxa"/>
+          </w:tblCellMar>
         </w:tblPrEx>
         <w:trPr>
           <w:trHeight w:val="575" w:hRule="atLeast"/>
@@ -3857,6 +3959,7 @@
           </w:tcPr>
           <w:p>
             <w:pPr>
+              <w:widowControl w:val="0"/>
               <w:jc w:val="center"/>
               <w:rPr>
                 <w:rFonts w:hint="default" w:ascii="Times New Roman" w:hAnsi="Times New Roman" w:eastAsia="SimSun" w:cs="Times New Roman"/>
@@ -3896,6 +3999,7 @@
           </w:tcPr>
           <w:p>
             <w:pPr>
+              <w:widowControl w:val="0"/>
               <w:jc w:val="center"/>
               <w:rPr>
                 <w:rFonts w:hint="default" w:ascii="Times New Roman" w:hAnsi="Times New Roman" w:eastAsia="SimSun" w:cs="Times New Roman"/>
@@ -3935,6 +4039,7 @@
           </w:tcPr>
           <w:p>
             <w:pPr>
+              <w:widowControl w:val="0"/>
               <w:jc w:val="center"/>
               <w:rPr>
                 <w:rFonts w:hint="default" w:ascii="Times New Roman" w:hAnsi="Times New Roman" w:eastAsia="SimSun" w:cs="Times New Roman"/>
@@ -3978,7 +4083,9 @@
             <w:insideV w:val="single" w:color="auto" w:sz="4" w:space="0"/>
           </w:tblBorders>
           <w:tblCellMar>
+            <w:top w:w="0" w:type="dxa"/>
             <w:left w:w="108" w:type="dxa"/>
+            <w:bottom w:w="0" w:type="dxa"/>
             <w:right w:w="108" w:type="dxa"/>
           </w:tblCellMar>
         </w:tblPrEx>
@@ -3992,6 +4099,7 @@
           </w:tcPr>
           <w:p>
             <w:pPr>
+              <w:widowControl w:val="0"/>
               <w:jc w:val="center"/>
               <w:rPr>
                 <w:rFonts w:hint="default" w:ascii="Times New Roman" w:hAnsi="Times New Roman" w:eastAsia="SimSun" w:cs="Times New Roman"/>
@@ -4030,6 +4138,7 @@
           </w:tcPr>
           <w:p>
             <w:pPr>
+              <w:widowControl w:val="0"/>
               <w:jc w:val="center"/>
               <w:rPr>
                 <w:rFonts w:hint="default" w:ascii="Times New Roman" w:hAnsi="Times New Roman" w:eastAsia="SimSun" w:cs="Times New Roman"/>
@@ -4068,6 +4177,7 @@
           </w:tcPr>
           <w:p>
             <w:pPr>
+              <w:widowControl w:val="0"/>
               <w:jc w:val="center"/>
               <w:rPr>
                 <w:rFonts w:hint="default" w:ascii="Times New Roman" w:hAnsi="Times New Roman" w:eastAsia="SimSun" w:cs="Times New Roman"/>
@@ -4111,7 +4221,9 @@
             <w:insideV w:val="single" w:color="auto" w:sz="4" w:space="0"/>
           </w:tblBorders>
           <w:tblCellMar>
+            <w:top w:w="0" w:type="dxa"/>
             <w:left w:w="108" w:type="dxa"/>
+            <w:bottom w:w="0" w:type="dxa"/>
             <w:right w:w="108" w:type="dxa"/>
           </w:tblCellMar>
         </w:tblPrEx>
@@ -4125,6 +4237,7 @@
           </w:tcPr>
           <w:p>
             <w:pPr>
+              <w:widowControl w:val="0"/>
               <w:jc w:val="center"/>
               <w:rPr>
                 <w:rFonts w:hint="default" w:ascii="Times New Roman" w:hAnsi="Times New Roman" w:eastAsia="SimSun" w:cs="Times New Roman"/>
@@ -4163,6 +4276,7 @@
           </w:tcPr>
           <w:p>
             <w:pPr>
+              <w:widowControl w:val="0"/>
               <w:jc w:val="center"/>
               <w:rPr>
                 <w:rFonts w:hint="default" w:ascii="Times New Roman" w:hAnsi="Times New Roman" w:eastAsia="SimSun" w:cs="Times New Roman"/>
@@ -4201,6 +4315,7 @@
           </w:tcPr>
           <w:p>
             <w:pPr>
+              <w:widowControl w:val="0"/>
               <w:jc w:val="center"/>
               <w:rPr>
                 <w:rFonts w:hint="default" w:ascii="Times New Roman" w:hAnsi="Times New Roman" w:eastAsia="SimSun" w:cs="Times New Roman"/>
@@ -4244,7 +4359,9 @@
             <w:insideV w:val="single" w:color="auto" w:sz="4" w:space="0"/>
           </w:tblBorders>
           <w:tblCellMar>
+            <w:top w:w="0" w:type="dxa"/>
             <w:left w:w="108" w:type="dxa"/>
+            <w:bottom w:w="0" w:type="dxa"/>
             <w:right w:w="108" w:type="dxa"/>
           </w:tblCellMar>
         </w:tblPrEx>
@@ -4258,6 +4375,7 @@
           </w:tcPr>
           <w:p>
             <w:pPr>
+              <w:widowControl w:val="0"/>
               <w:jc w:val="center"/>
               <w:rPr>
                 <w:rFonts w:hint="default" w:ascii="Times New Roman" w:hAnsi="Times New Roman" w:eastAsia="SimSun" w:cs="Times New Roman"/>
@@ -4296,6 +4414,7 @@
           </w:tcPr>
           <w:p>
             <w:pPr>
+              <w:widowControl w:val="0"/>
               <w:jc w:val="center"/>
               <w:rPr>
                 <w:rFonts w:hint="default" w:ascii="Times New Roman" w:hAnsi="Times New Roman" w:eastAsia="SimSun" w:cs="Times New Roman"/>
@@ -4334,6 +4453,7 @@
           </w:tcPr>
           <w:p>
             <w:pPr>
+              <w:widowControl w:val="0"/>
               <w:jc w:val="center"/>
               <w:rPr>
                 <w:rFonts w:hint="default" w:ascii="Times New Roman" w:hAnsi="Times New Roman" w:eastAsia="SimSun" w:cs="Times New Roman"/>
@@ -4377,7 +4497,9 @@
             <w:insideV w:val="single" w:color="auto" w:sz="4" w:space="0"/>
           </w:tblBorders>
           <w:tblCellMar>
+            <w:top w:w="0" w:type="dxa"/>
             <w:left w:w="108" w:type="dxa"/>
+            <w:bottom w:w="0" w:type="dxa"/>
             <w:right w:w="108" w:type="dxa"/>
           </w:tblCellMar>
         </w:tblPrEx>
@@ -4391,6 +4513,7 @@
           </w:tcPr>
           <w:p>
             <w:pPr>
+              <w:widowControl w:val="0"/>
               <w:jc w:val="center"/>
               <w:rPr>
                 <w:rFonts w:hint="default" w:ascii="Times New Roman" w:hAnsi="Times New Roman" w:eastAsia="SimSun" w:cs="Times New Roman"/>
@@ -4429,6 +4552,7 @@
           </w:tcPr>
           <w:p>
             <w:pPr>
+              <w:widowControl w:val="0"/>
               <w:jc w:val="center"/>
               <w:rPr>
                 <w:rFonts w:hint="default" w:ascii="Times New Roman" w:hAnsi="Times New Roman" w:eastAsia="SimSun" w:cs="Times New Roman"/>
@@ -4467,6 +4591,7 @@
           </w:tcPr>
           <w:p>
             <w:pPr>
+              <w:widowControl w:val="0"/>
               <w:jc w:val="center"/>
               <w:rPr>
                 <w:rFonts w:hint="default" w:ascii="Times New Roman" w:hAnsi="Times New Roman" w:eastAsia="SimSun" w:cs="Times New Roman"/>
@@ -4510,7 +4635,9 @@
             <w:insideV w:val="single" w:color="auto" w:sz="4" w:space="0"/>
           </w:tblBorders>
           <w:tblCellMar>
+            <w:top w:w="0" w:type="dxa"/>
             <w:left w:w="108" w:type="dxa"/>
+            <w:bottom w:w="0" w:type="dxa"/>
             <w:right w:w="108" w:type="dxa"/>
           </w:tblCellMar>
         </w:tblPrEx>
@@ -4524,6 +4651,7 @@
           </w:tcPr>
           <w:p>
             <w:pPr>
+              <w:widowControl w:val="0"/>
               <w:jc w:val="center"/>
               <w:rPr>
                 <w:rFonts w:hint="default" w:ascii="Times New Roman" w:hAnsi="Times New Roman" w:eastAsia="SimSun" w:cs="Times New Roman"/>
@@ -4562,6 +4690,7 @@
           </w:tcPr>
           <w:p>
             <w:pPr>
+              <w:widowControl w:val="0"/>
               <w:jc w:val="center"/>
               <w:rPr>
                 <w:rFonts w:hint="default" w:ascii="Times New Roman" w:hAnsi="Times New Roman" w:eastAsia="SimSun" w:cs="Times New Roman"/>
@@ -4600,6 +4729,7 @@
           </w:tcPr>
           <w:p>
             <w:pPr>
+              <w:widowControl w:val="0"/>
               <w:jc w:val="center"/>
               <w:rPr>
                 <w:rFonts w:hint="default" w:ascii="Times New Roman" w:hAnsi="Times New Roman" w:eastAsia="SimSun" w:cs="Times New Roman"/>
@@ -4643,7 +4773,9 @@
             <w:insideV w:val="single" w:color="auto" w:sz="4" w:space="0"/>
           </w:tblBorders>
           <w:tblCellMar>
+            <w:top w:w="0" w:type="dxa"/>
             <w:left w:w="108" w:type="dxa"/>
+            <w:bottom w:w="0" w:type="dxa"/>
             <w:right w:w="108" w:type="dxa"/>
           </w:tblCellMar>
         </w:tblPrEx>
@@ -4657,6 +4789,7 @@
           </w:tcPr>
           <w:p>
             <w:pPr>
+              <w:widowControl w:val="0"/>
               <w:jc w:val="center"/>
               <w:rPr>
                 <w:rFonts w:hint="default" w:ascii="Times New Roman" w:hAnsi="Times New Roman" w:eastAsia="SimSun" w:cs="Times New Roman"/>
@@ -4695,6 +4828,7 @@
           </w:tcPr>
           <w:p>
             <w:pPr>
+              <w:widowControl w:val="0"/>
               <w:jc w:val="center"/>
               <w:rPr>
                 <w:rFonts w:hint="default" w:ascii="Times New Roman" w:hAnsi="Times New Roman" w:eastAsia="SimSun" w:cs="Times New Roman"/>
@@ -4733,6 +4867,7 @@
           </w:tcPr>
           <w:p>
             <w:pPr>
+              <w:widowControl w:val="0"/>
               <w:jc w:val="center"/>
               <w:rPr>
                 <w:rFonts w:hint="default" w:ascii="Times New Roman" w:hAnsi="Times New Roman" w:eastAsia="SimSun" w:cs="Times New Roman"/>
@@ -4776,7 +4911,9 @@
             <w:insideV w:val="single" w:color="auto" w:sz="4" w:space="0"/>
           </w:tblBorders>
           <w:tblCellMar>
+            <w:top w:w="0" w:type="dxa"/>
             <w:left w:w="108" w:type="dxa"/>
+            <w:bottom w:w="0" w:type="dxa"/>
             <w:right w:w="108" w:type="dxa"/>
           </w:tblCellMar>
         </w:tblPrEx>
@@ -4790,6 +4927,7 @@
           </w:tcPr>
           <w:p>
             <w:pPr>
+              <w:widowControl w:val="0"/>
               <w:jc w:val="center"/>
               <w:rPr>
                 <w:rFonts w:hint="default" w:ascii="Times New Roman" w:hAnsi="Times New Roman" w:eastAsia="SimSun" w:cs="Times New Roman"/>
@@ -4828,6 +4966,7 @@
           </w:tcPr>
           <w:p>
             <w:pPr>
+              <w:widowControl w:val="0"/>
               <w:jc w:val="center"/>
               <w:rPr>
                 <w:rFonts w:hint="default" w:ascii="Times New Roman" w:hAnsi="Times New Roman" w:eastAsia="SimSun" w:cs="Times New Roman"/>
@@ -4866,6 +5005,7 @@
           </w:tcPr>
           <w:p>
             <w:pPr>
+              <w:widowControl w:val="0"/>
               <w:jc w:val="center"/>
               <w:rPr>
                 <w:rFonts w:hint="default" w:ascii="Times New Roman" w:hAnsi="Times New Roman" w:eastAsia="SimSun" w:cs="Times New Roman"/>
@@ -4909,7 +5049,9 @@
             <w:insideV w:val="single" w:color="auto" w:sz="4" w:space="0"/>
           </w:tblBorders>
           <w:tblCellMar>
+            <w:top w:w="0" w:type="dxa"/>
             <w:left w:w="108" w:type="dxa"/>
+            <w:bottom w:w="0" w:type="dxa"/>
             <w:right w:w="108" w:type="dxa"/>
           </w:tblCellMar>
         </w:tblPrEx>
@@ -4923,6 +5065,7 @@
           </w:tcPr>
           <w:p>
             <w:pPr>
+              <w:widowControl w:val="0"/>
               <w:jc w:val="center"/>
               <w:rPr>
                 <w:rFonts w:hint="default" w:ascii="Times New Roman" w:hAnsi="Times New Roman" w:eastAsia="SimSun" w:cs="Times New Roman"/>
@@ -4961,6 +5104,7 @@
           </w:tcPr>
           <w:p>
             <w:pPr>
+              <w:widowControl w:val="0"/>
               <w:jc w:val="center"/>
               <w:rPr>
                 <w:rFonts w:hint="default" w:ascii="Times New Roman" w:hAnsi="Times New Roman" w:eastAsia="SimSun" w:cs="Times New Roman"/>
@@ -4999,6 +5143,7 @@
           </w:tcPr>
           <w:p>
             <w:pPr>
+              <w:widowControl w:val="0"/>
               <w:jc w:val="center"/>
               <w:rPr>
                 <w:rFonts w:hint="default" w:ascii="Times New Roman" w:hAnsi="Times New Roman" w:eastAsia="SimSun" w:cs="Times New Roman"/>
@@ -6386,20 +6531,7 @@
           <w:szCs w:val="25"/>
           <w:lang w:val="en-US" w:eastAsia="zh-CN"/>
         </w:rPr>
-        <w:t>to</w:t>
-      </w:r>
-      <w:r>
-        <w:rPr>
-          <w:rFonts w:hint="default" w:ascii="Times New Roman" w:hAnsi="Times New Roman" w:cs="Times New Roman"/>
-          <w:b w:val="0"/>
-          <w:bCs w:val="0"/>
-          <w:i w:val="0"/>
-          <w:iCs w:val="0"/>
-          <w:sz w:val="25"/>
-          <w:szCs w:val="25"/>
-          <w:lang w:val="en-US" w:eastAsia="zh-CN"/>
-        </w:rPr>
-        <w:t xml:space="preserve"> create a query named </w:t>
+        <w:t xml:space="preserve">to create a query named </w:t>
       </w:r>
       <w:r>
         <w:rPr>
@@ -6945,6 +7077,7 @@
     <w:p>
       <w:pPr>
         <w:numPr>
+          <w:ilvl w:val="0"/>
           <w:numId w:val="0"/>
         </w:numPr>
         <w:jc w:val="both"/>
@@ -6959,6 +7092,7 @@
     <w:p>
       <w:pPr>
         <w:numPr>
+          <w:ilvl w:val="0"/>
           <w:numId w:val="0"/>
         </w:numPr>
         <w:jc w:val="both"/>
@@ -7024,6 +7158,7 @@
     <w:p>
       <w:pPr>
         <w:numPr>
+          <w:ilvl w:val="0"/>
           <w:numId w:val="0"/>
         </w:numPr>
         <w:jc w:val="center"/>
@@ -7118,6 +7253,7 @@
     <w:p>
       <w:pPr>
         <w:numPr>
+          <w:ilvl w:val="0"/>
           <w:numId w:val="0"/>
         </w:numPr>
         <w:jc w:val="both"/>
@@ -7186,6 +7322,7 @@
     <w:p>
       <w:pPr>
         <w:numPr>
+          <w:ilvl w:val="0"/>
           <w:numId w:val="0"/>
         </w:numPr>
         <w:jc w:val="both"/>
@@ -12813,8 +12950,6 @@
         </w:rPr>
         <w:t>In this report, a comprehensive and interactive Power BI dashboard was successfully developed. By integrating multiple visual types (bar chart, map, donut chart, and pie chart), a dynamic day-name slicer, and personalized student details, the report effectively demonstrates advanced data visualization and analysis techniques.</w:t>
       </w:r>
-      <w:bookmarkStart w:id="0" w:name="_GoBack"/>
-      <w:bookmarkEnd w:id="0"/>
     </w:p>
     <w:p>
       <w:pPr>
@@ -13140,8 +13275,8 @@
     <w:lsdException w:unhideWhenUsed="0" w:uiPriority="64" w:semiHidden="0" w:name="Medium Shading 2"/>
     <w:lsdException w:unhideWhenUsed="0" w:uiPriority="65" w:semiHidden="0" w:name="Medium List 1"/>
     <w:lsdException w:unhideWhenUsed="0" w:uiPriority="66" w:semiHidden="0" w:name="Medium List 2"/>
-    <w:lsdException w:unhideWhenUsed="0" w:uiPriority="67" w:semiHidden="0" w:name="Medium Grid 1"/>
-    <w:lsdException w:unhideWhenUsed="0" w:uiPriority="68" w:semiHidden="0" w:name="Medium Grid 2"/>
+    <w:lsdException w:qFormat="1" w:unhideWhenUsed="0" w:uiPriority="67" w:semiHidden="0" w:name="Medium Grid 1"/>
+    <w:lsdException w:qFormat="1" w:unhideWhenUsed="0" w:uiPriority="68" w:semiHidden="0" w:name="Medium Grid 2"/>
     <w:lsdException w:unhideWhenUsed="0" w:uiPriority="69" w:semiHidden="0" w:name="Medium Grid 3"/>
     <w:lsdException w:unhideWhenUsed="0" w:uiPriority="70" w:semiHidden="0" w:name="Dark List"/>
     <w:lsdException w:unhideWhenUsed="0" w:uiPriority="71" w:semiHidden="0" w:name="Colorful Shading"/>
@@ -13181,7 +13316,7 @@
     <w:lsdException w:unhideWhenUsed="0" w:uiPriority="63" w:semiHidden="0" w:name="Medium Shading 1 Accent 3"/>
     <w:lsdException w:unhideWhenUsed="0" w:uiPriority="64" w:semiHidden="0" w:name="Medium Shading 2 Accent 3"/>
     <w:lsdException w:unhideWhenUsed="0" w:uiPriority="65" w:semiHidden="0" w:name="Medium List 1 Accent 3"/>
-    <w:lsdException w:unhideWhenUsed="0" w:uiPriority="66" w:semiHidden="0" w:name="Medium List 2 Accent 3"/>
+    <w:lsdException w:qFormat="1" w:unhideWhenUsed="0" w:uiPriority="66" w:semiHidden="0" w:name="Medium List 2 Accent 3"/>
     <w:lsdException w:unhideWhenUsed="0" w:uiPriority="67" w:semiHidden="0" w:name="Medium Grid 1 Accent 3"/>
     <w:lsdException w:unhideWhenUsed="0" w:uiPriority="68" w:semiHidden="0" w:name="Medium Grid 2 Accent 3"/>
     <w:lsdException w:unhideWhenUsed="0" w:uiPriority="69" w:semiHidden="0" w:name="Medium Grid 3 Accent 3"/>
@@ -13205,7 +13340,7 @@
     <w:lsdException w:unhideWhenUsed="0" w:uiPriority="73" w:semiHidden="0" w:name="Colorful Grid Accent 4"/>
     <w:lsdException w:unhideWhenUsed="0" w:uiPriority="60" w:semiHidden="0" w:name="Light Shading Accent 5"/>
     <w:lsdException w:unhideWhenUsed="0" w:uiPriority="61" w:semiHidden="0" w:name="Light List Accent 5"/>
-    <w:lsdException w:unhideWhenUsed="0" w:uiPriority="62" w:semiHidden="0" w:name="Light Grid Accent 5"/>
+    <w:lsdException w:qFormat="1" w:unhideWhenUsed="0" w:uiPriority="62" w:semiHidden="0" w:name="Light Grid Accent 5"/>
     <w:lsdException w:unhideWhenUsed="0" w:uiPriority="63" w:semiHidden="0" w:name="Medium Shading 1 Accent 5"/>
     <w:lsdException w:unhideWhenUsed="0" w:uiPriority="64" w:semiHidden="0" w:name="Medium Shading 2 Accent 5"/>
     <w:lsdException w:unhideWhenUsed="0" w:uiPriority="65" w:semiHidden="0" w:name="Medium List 1 Accent 5"/>
@@ -13220,8 +13355,8 @@
     <w:lsdException w:unhideWhenUsed="0" w:uiPriority="60" w:semiHidden="0" w:name="Light Shading Accent 6"/>
     <w:lsdException w:unhideWhenUsed="0" w:uiPriority="61" w:semiHidden="0" w:name="Light List Accent 6"/>
     <w:lsdException w:unhideWhenUsed="0" w:uiPriority="62" w:semiHidden="0" w:name="Light Grid Accent 6"/>
-    <w:lsdException w:unhideWhenUsed="0" w:uiPriority="63" w:semiHidden="0" w:name="Medium Shading 1 Accent 6"/>
-    <w:lsdException w:unhideWhenUsed="0" w:uiPriority="64" w:semiHidden="0" w:name="Medium Shading 2 Accent 6"/>
+    <w:lsdException w:qFormat="1" w:unhideWhenUsed="0" w:uiPriority="63" w:semiHidden="0" w:name="Medium Shading 1 Accent 6"/>
+    <w:lsdException w:qFormat="1" w:unhideWhenUsed="0" w:uiPriority="64" w:semiHidden="0" w:name="Medium Shading 2 Accent 6"/>
     <w:lsdException w:unhideWhenUsed="0" w:uiPriority="65" w:semiHidden="0" w:name="Medium List 1 Accent 6"/>
     <w:lsdException w:unhideWhenUsed="0" w:uiPriority="66" w:semiHidden="0" w:name="Medium List 2 Accent 6"/>
     <w:lsdException w:unhideWhenUsed="0" w:uiPriority="67" w:semiHidden="0" w:name="Medium Grid 1 Accent 6"/>
